--- a/documents/08_Seguranca_e_LGPD.docx
+++ b/documents/08_Seguranca_e_LGPD.docx
@@ -176,7 +176,7 @@
           <w:sz w:val="20"/>
           <w:szCs w:val="20"/>
         </w:rPr>
-        <w:t xml:space="preserve">Esta revisão descreve exatamente as medidas de segurança implementadas hoje no código real (lidas direto dos middlewares e services), e é honesta sobre uma lacuna real: o sistema ainda não tem uma tela de autoatendimento para o cliente exportar ou excluir os próprios dados, direito previsto pela LGPD. Isso está listado como pendência na seção 4, não como algo já resolvido.</w:t>
+        <w:t xml:space="preserve">Esta revisão atualiza o documento anterior (que reportava exportação/exclusão de dados como pendência real) para refletir que essas duas funcionalidades foram implementadas: o cliente agora exporta os próprios dados e exclui a própria conta (por anonimização) diretamente pela loja, sem depender de pedido manual à equipe. Monitoramento de erro (Sentry) também passou de recomendação para integração real, opcional via variável de ambiente. As pendências remanescentes (log de auditoria, política de retenção formal) seguem reportadas com a mesma honestidade de antes — ver seção 5.</w:t>
       </w:r>
     </w:p>
     <w:p>
@@ -957,6 +957,113 @@
           <w:szCs w:val="21"/>
         </w:rPr>
         <w:t xml:space="preserve">Reserva de estoque validada antes de confirmar item no carrinho e na criação do pedido, evitando venda de estoque negativo.</w:t>
+      </w:r>
+    </w:p>
+    <w:p>
+      <w:pPr>
+        <w:pStyle w:val="Heading2"/>
+        <w:spacing w:after="100" w:before="320"/>
+      </w:pPr>
+      <w:r>
+        <w:rPr>
+          <w:rFonts w:ascii="Calibri" w:cs="Calibri" w:eastAsia="Calibri" w:hAnsi="Calibri"/>
+          <w:b/>
+          <w:bCs/>
+          <w:color w:val="00A651"/>
+          <w:sz w:val="23"/>
+          <w:szCs w:val="23"/>
+        </w:rPr>
+        <w:t xml:space="preserve">2.5 Direitos do titular exercidos via autoatendimento (LGPD, art. 18)</w:t>
+      </w:r>
+    </w:p>
+    <w:p>
+      <w:pPr>
+        <w:spacing w:after="160" w:line="276"/>
+      </w:pPr>
+      <w:r>
+        <w:rPr>
+          <w:rFonts w:ascii="Calibri" w:cs="Calibri" w:eastAsia="Calibri" w:hAnsi="Calibri"/>
+          <w:color w:val="1A1A1A"/>
+          <w:sz w:val="21"/>
+          <w:szCs w:val="21"/>
+        </w:rPr>
+        <w:t xml:space="preserve">Implementado nesta revisão — anteriormente listado como pendência (ver nota no topo do documento):</w:t>
+      </w:r>
+    </w:p>
+    <w:p>
+      <w:pPr>
+        <w:pStyle w:val="ListParagraph"/>
+        <w:numPr>
+          <w:ilvl w:val="0"/>
+          <w:numId w:val="2"/>
+        </w:numPr>
+        <w:spacing w:after="80" w:line="264"/>
+      </w:pPr>
+      <w:r>
+        <w:rPr>
+          <w:rFonts w:ascii="Calibri" w:cs="Calibri" w:eastAsia="Calibri" w:hAnsi="Calibri"/>
+          <w:color w:val="1A1A1A"/>
+          <w:sz w:val="21"/>
+          <w:szCs w:val="21"/>
+        </w:rPr>
+        <w:t xml:space="preserve">Exportação de dados (GET /account/export) — o cliente logado baixa um arquivo com tudo que o sistema guarda sobre ele: perfil, endereços, pedidos com itens, avaliações e favoritos. Não inclui hash de senha nem qualquer dado de outro cliente.</w:t>
+      </w:r>
+    </w:p>
+    <w:p>
+      <w:pPr>
+        <w:pStyle w:val="ListParagraph"/>
+        <w:numPr>
+          <w:ilvl w:val="0"/>
+          <w:numId w:val="2"/>
+        </w:numPr>
+        <w:spacing w:after="80" w:line="264"/>
+      </w:pPr>
+      <w:r>
+        <w:rPr>
+          <w:rFonts w:ascii="Calibri" w:cs="Calibri" w:eastAsia="Calibri" w:hAnsi="Calibri"/>
+          <w:color w:val="1A1A1A"/>
+          <w:sz w:val="21"/>
+          <w:szCs w:val="21"/>
+        </w:rPr>
+        <w:t xml:space="preserve">Exclusão de conta (DELETE /account) — exige confirmação da senha atual. Não é uma remoção física: pedidos e pagamentos têm retenção legal (obrigação fiscal/contábil), então a conta é anonimizada — nome, e-mail, CPF e telefone são substituídos, e o histórico de pedidos permanece íntegro (necessário para a contabilidade da loja), agora associado a um usuário anônimo.</w:t>
+      </w:r>
+    </w:p>
+    <w:p>
+      <w:pPr>
+        <w:pStyle w:val="ListParagraph"/>
+        <w:numPr>
+          <w:ilvl w:val="0"/>
+          <w:numId w:val="2"/>
+        </w:numPr>
+        <w:spacing w:after="80" w:line="264"/>
+      </w:pPr>
+      <w:r>
+        <w:rPr>
+          <w:rFonts w:ascii="Calibri" w:cs="Calibri" w:eastAsia="Calibri" w:hAnsi="Calibri"/>
+          <w:color w:val="1A1A1A"/>
+          <w:sz w:val="21"/>
+          <w:szCs w:val="21"/>
+        </w:rPr>
+        <w:t xml:space="preserve">Endereços, favoritos e carrinho — sem exigência legal de retenção — são excluídos de verdade, não anonimizados.</w:t>
+      </w:r>
+    </w:p>
+    <w:p>
+      <w:pPr>
+        <w:pStyle w:val="ListParagraph"/>
+        <w:numPr>
+          <w:ilvl w:val="0"/>
+          <w:numId w:val="2"/>
+        </w:numPr>
+        <w:spacing w:after="80" w:line="264"/>
+      </w:pPr>
+      <w:r>
+        <w:rPr>
+          <w:rFonts w:ascii="Calibri" w:cs="Calibri" w:eastAsia="Calibri" w:hAnsi="Calibri"/>
+          <w:color w:val="1A1A1A"/>
+          <w:sz w:val="21"/>
+          <w:szCs w:val="21"/>
+        </w:rPr>
+        <w:t xml:space="preserve">Login passa a ser bloqueado imediatamente após a exclusão, e qualquer access token já emitido antes da exclusão para de funcionar na próxima requisição (não espera expirar naturalmente).</w:t>
       </w:r>
     </w:p>
     <w:p>
@@ -1559,7 +1666,7 @@
           <w:sz w:val="28"/>
           <w:szCs w:val="28"/>
         </w:rPr>
-        <w:t xml:space="preserve">4. Pendências em relação à LGPD</w:t>
+        <w:t xml:space="preserve">4. Monitoramento de erro</w:t>
       </w:r>
     </w:p>
     <w:p>
@@ -1573,7 +1680,27 @@
           <w:sz w:val="21"/>
           <w:szCs w:val="21"/>
         </w:rPr>
-        <w:t xml:space="preserve">O sistema atende às boas práticas técnicas de segurança (seção 2), mas ainda não implementa dois direitos específicos do titular de dados previstos na LGPD como funcionalidade de autoatendimento:</w:t>
+        <w:t xml:space="preserve">Implementado nesta revisão — anteriormente listado como recomendação não implementada. Uma integração com Sentry (integrations/monitoring.js) captura exceções em produção automaticamente, quando SENTRY_DSN está configurado. Sem essa variável, o comportamento é idêntico ao anterior (erros só no log do servidor) — a integração nunca é obrigatória.</w:t>
+      </w:r>
+    </w:p>
+    <w:p>
+      <w:pPr>
+        <w:pStyle w:val="Heading1"/>
+        <w:pBdr>
+          <w:bottom w:val="single" w:color="1A1A1A" w:sz="6" w:space="4"/>
+        </w:pBdr>
+        <w:spacing w:after="200" w:before="480"/>
+      </w:pPr>
+      <w:r>
+        <w:rPr>
+          <w:rFonts w:ascii="Calibri" w:cs="Calibri" w:eastAsia="Calibri" w:hAnsi="Calibri"/>
+          <w:b/>
+          <w:bCs/>
+          <w:color w:val="1A1A1A"/>
+          <w:sz w:val="28"/>
+          <w:szCs w:val="28"/>
+        </w:rPr>
+        <w:t xml:space="preserve">5. Pendências remanescentes</w:t>
       </w:r>
     </w:p>
     <w:p>
@@ -1592,7 +1719,7 @@
           <w:sz w:val="21"/>
           <w:szCs w:val="21"/>
         </w:rPr>
-        <w:t xml:space="preserve">Exportação dos próprios dados — hoje não existe uma tela ou endpoint onde o cliente baixe uma cópia de todos os seus dados pessoais armazenados. É possível fazer isso manualmente por consulta direta ao banco, mas não é uma funcionalidade exposta ao cliente.</w:t>
+        <w:t xml:space="preserve">Log de auditoria explícito para ações administrativas sensíveis (troca de perfil de usuário, exclusão de cupom/categoria) — hoje a ação acontece, mas não fica um registro histórico dedicado de quem fez o quê e quando, além do que os logs de aplicação padrão capturam.</w:t>
       </w:r>
     </w:p>
     <w:p>
@@ -1611,7 +1738,21 @@
           <w:sz w:val="21"/>
           <w:szCs w:val="21"/>
         </w:rPr>
-        <w:t xml:space="preserve">Exclusão/anonimização da conta a pedido do cliente — hoje não existe um fluxo de "excluir minha conta" no sistema. Um pedido de exclusão precisaria ser tratado manualmente pela equipe.</w:t>
+        <w:t xml:space="preserve">Política de retenção de dados formal (por quanto tempo pedidos de contas anonimizadas/inativas são mantidos) — não definida no sistema hoje; relevante sobretudo para decidir quando um pedido de conta anonimizada pode ser arquivado ou removido, respeitado o prazo legal de guarda fiscal.</w:t>
+      </w:r>
+    </w:p>
+    <w:p>
+      <w:pPr>
+        <w:spacing w:after="160" w:line="276"/>
+      </w:pPr>
+      <w:r>
+        <w:rPr>
+          <w:rFonts w:ascii="Calibri" w:cs="Calibri" w:eastAsia="Calibri" w:hAnsi="Calibri"/>
+          <w:color w:val="1A1A1A"/>
+          <w:sz w:val="21"/>
+          <w:szCs w:val="21"/>
+        </w:rPr>
+        <w:t xml:space="preserve"/>
       </w:r>
     </w:p>
     <w:p>
@@ -1632,119 +1773,7 @@
           <w:sz w:val="20"/>
           <w:szCs w:val="20"/>
         </w:rPr>
-        <w:t xml:space="preserve">Essas duas pendências já estavam identificadas antes desta revisão (constam na lista de próximos passos do projeto) e continuam pendentes — não foram implementadas entre a v1.0 e esta v2.0 do documento. Recomenda-se priorizá-las caso a base de clientes cresça, para reduzir risco de não conformidade.</w:t>
-      </w:r>
-    </w:p>
-    <w:p>
-      <w:pPr>
-        <w:pStyle w:val="Heading1"/>
-        <w:pBdr>
-          <w:bottom w:val="single" w:color="1A1A1A" w:sz="6" w:space="4"/>
-        </w:pBdr>
-        <w:spacing w:after="200" w:before="480"/>
-      </w:pPr>
-      <w:r>
-        <w:rPr>
-          <w:rFonts w:ascii="Calibri" w:cs="Calibri" w:eastAsia="Calibri" w:hAnsi="Calibri"/>
-          <w:b/>
-          <w:bCs/>
-          <w:color w:val="1A1A1A"/>
-          <w:sz w:val="28"/>
-          <w:szCs w:val="28"/>
-        </w:rPr>
-        <w:t xml:space="preserve">5. Recomendações não implementadas (segurança)</w:t>
-      </w:r>
-    </w:p>
-    <w:p>
-      <w:pPr>
-        <w:pStyle w:val="ListParagraph"/>
-        <w:numPr>
-          <w:ilvl w:val="0"/>
-          <w:numId w:val="2"/>
-        </w:numPr>
-        <w:spacing w:after="80" w:line="264"/>
-      </w:pPr>
-      <w:r>
-        <w:rPr>
-          <w:rFonts w:ascii="Calibri" w:cs="Calibri" w:eastAsia="Calibri" w:hAnsi="Calibri"/>
-          <w:color w:val="1A1A1A"/>
-          <w:sz w:val="21"/>
-          <w:szCs w:val="21"/>
-        </w:rPr>
-        <w:t xml:space="preserve">Monitoramento de erro em produção (ex.: Sentry) — ajudaria a identificar tentativas de abuso ou falhas seguras antes que um cliente reclame.</w:t>
-      </w:r>
-    </w:p>
-    <w:p>
-      <w:pPr>
-        <w:pStyle w:val="ListParagraph"/>
-        <w:numPr>
-          <w:ilvl w:val="0"/>
-          <w:numId w:val="2"/>
-        </w:numPr>
-        <w:spacing w:after="80" w:line="264"/>
-      </w:pPr>
-      <w:r>
-        <w:rPr>
-          <w:rFonts w:ascii="Calibri" w:cs="Calibri" w:eastAsia="Calibri" w:hAnsi="Calibri"/>
-          <w:color w:val="1A1A1A"/>
-          <w:sz w:val="21"/>
-          <w:szCs w:val="21"/>
-        </w:rPr>
-        <w:t xml:space="preserve">Log de auditoria explícito para ações administrativas sensíveis (troca de perfil de usuário, exclusão de cupom/categoria) — hoje a ação acontece, mas não fica um registro histórico dedicado de quem fez o quê e quando, além do que os logs de aplicação padrão capturam.</w:t>
-      </w:r>
-    </w:p>
-    <w:p>
-      <w:pPr>
-        <w:pStyle w:val="ListParagraph"/>
-        <w:numPr>
-          <w:ilvl w:val="0"/>
-          <w:numId w:val="2"/>
-        </w:numPr>
-        <w:spacing w:after="80" w:line="264"/>
-      </w:pPr>
-      <w:r>
-        <w:rPr>
-          <w:rFonts w:ascii="Calibri" w:cs="Calibri" w:eastAsia="Calibri" w:hAnsi="Calibri"/>
-          <w:color w:val="1A1A1A"/>
-          <w:sz w:val="21"/>
-          <w:szCs w:val="21"/>
-        </w:rPr>
-        <w:t xml:space="preserve">Política de retenção de dados formal (por quanto tempo pedidos/contas inativas são mantidos) — não definida no sistema hoje.</w:t>
-      </w:r>
-    </w:p>
-    <w:p>
-      <w:pPr>
-        <w:spacing w:after="160" w:line="276"/>
-      </w:pPr>
-      <w:r>
-        <w:rPr>
-          <w:rFonts w:ascii="Calibri" w:cs="Calibri" w:eastAsia="Calibri" w:hAnsi="Calibri"/>
-          <w:color w:val="1A1A1A"/>
-          <w:sz w:val="21"/>
-          <w:szCs w:val="21"/>
-        </w:rPr>
-        <w:t xml:space="preserve"/>
-      </w:r>
-    </w:p>
-    <w:p>
-      <w:pPr>
-        <w:pBdr>
-          <w:left w:val="single" w:color="00A651" w:sz="18" w:space="8"/>
-        </w:pBdr>
-        <w:shd w:fill="F4F4F6" w:val="clear"/>
-        <w:spacing w:after="200" w:before="120" w:line="264"/>
-        <w:ind w:left="200"/>
-      </w:pPr>
-      <w:r>
-        <w:rPr>
-          <w:rFonts w:ascii="Calibri" w:cs="Calibri" w:eastAsia="Calibri" w:hAnsi="Calibri"/>
-          <w:i/>
-          <w:iCs/>
-          <w:color w:val="6B7280"/>
-          <w:sz w:val="20"/>
-          <w:szCs w:val="20"/>
-        </w:rPr>
-        <w:t xml:space="preserve">Documento revisado a partir da leitura direta dos middlewares de segurança, services de autenticação e integração de pagamento do backend real. As pendências da seção 4 são reportadas com honestidade — não foram implementadas, e omiti-las neste documento criaria uma falsa sensação de conformidade completa.</w:t>
+        <w:t xml:space="preserve">Documento revisado a partir da leitura direta dos middlewares de segurança, services de autenticação, integração de pagamento e das novas rotas de LGPD do backend real.</w:t>
       </w:r>
     </w:p>
     <w:sectPr>
